--- a/public/2026/seq06/FICHE_S6-A01_Debranche_5eme.docx
+++ b/public/2026/seq06/FICHE_S6-A01_Debranche_5eme.docx
@@ -279,7 +279,7 @@
     </w:tbl>
     <w:p>
       <w:pPr>
-        <w:spacing w:after="60"/>
+        <w:spacing w:after="96"/>
       </w:pPr>
     </w:p>
     <w:tbl>
@@ -329,8 +329,8 @@
                 <w:bCs/>
                 <w:i w:val="false"/>
                 <w:iCs w:val="false"/>
-                <w:sz w:val="16"/>
-                <w:szCs w:val="16"/>
+                <w:sz w:val="24"/>
+                <w:szCs w:val="24"/>
               </w:rPr>
               <w:t xml:space="preserve">Nom : </w:t>
             </w:r>
@@ -341,10 +341,10 @@
                 <w:bCs w:val="false"/>
                 <w:i w:val="false"/>
                 <w:iCs w:val="false"/>
-                <w:sz w:val="16"/>
-                <w:szCs w:val="16"/>
-              </w:rPr>
-              <w:t xml:space="preserve">....................................</w:t>
+                <w:sz w:val="24"/>
+                <w:szCs w:val="24"/>
+              </w:rPr>
+              <w:t xml:space="preserve">...................</w:t>
             </w:r>
           </w:p>
         </w:tc>
@@ -376,8 +376,8 @@
                 <w:bCs/>
                 <w:i w:val="false"/>
                 <w:iCs w:val="false"/>
-                <w:sz w:val="16"/>
-                <w:szCs w:val="16"/>
+                <w:sz w:val="24"/>
+                <w:szCs w:val="24"/>
               </w:rPr>
               <w:t xml:space="preserve">Prénom : </w:t>
             </w:r>
@@ -388,10 +388,10 @@
                 <w:bCs w:val="false"/>
                 <w:i w:val="false"/>
                 <w:iCs w:val="false"/>
-                <w:sz w:val="16"/>
-                <w:szCs w:val="16"/>
-              </w:rPr>
-              <w:t xml:space="preserve">...............................</w:t>
+                <w:sz w:val="24"/>
+                <w:szCs w:val="24"/>
+              </w:rPr>
+              <w:t xml:space="preserve">................</w:t>
             </w:r>
           </w:p>
         </w:tc>
@@ -423,8 +423,8 @@
                 <w:bCs/>
                 <w:i w:val="false"/>
                 <w:iCs w:val="false"/>
-                <w:sz w:val="16"/>
-                <w:szCs w:val="16"/>
+                <w:sz w:val="24"/>
+                <w:szCs w:val="24"/>
               </w:rPr>
               <w:t xml:space="preserve">Classe : </w:t>
             </w:r>
@@ -435,10 +435,10 @@
                 <w:bCs w:val="false"/>
                 <w:i w:val="false"/>
                 <w:iCs w:val="false"/>
-                <w:sz w:val="16"/>
-                <w:szCs w:val="16"/>
-              </w:rPr>
-              <w:t xml:space="preserve">..........</w:t>
+                <w:sz w:val="24"/>
+                <w:szCs w:val="24"/>
+              </w:rPr>
+              <w:t xml:space="preserve">......</w:t>
             </w:r>
           </w:p>
         </w:tc>
@@ -470,8 +470,8 @@
                 <w:bCs/>
                 <w:i w:val="false"/>
                 <w:iCs w:val="false"/>
-                <w:sz w:val="16"/>
-                <w:szCs w:val="16"/>
+                <w:sz w:val="24"/>
+                <w:szCs w:val="24"/>
               </w:rPr>
               <w:t xml:space="preserve">Maison : </w:t>
             </w:r>
@@ -482,10 +482,10 @@
                 <w:bCs w:val="false"/>
                 <w:i w:val="false"/>
                 <w:iCs w:val="false"/>
-                <w:sz w:val="16"/>
-                <w:szCs w:val="16"/>
-              </w:rPr>
-              <w:t xml:space="preserve">................</w:t>
+                <w:sz w:val="24"/>
+                <w:szCs w:val="24"/>
+              </w:rPr>
+              <w:t xml:space="preserve">......</w:t>
             </w:r>
           </w:p>
         </w:tc>
@@ -493,7 +493,7 @@
     </w:tbl>
     <w:p>
       <w:pPr>
-        <w:spacing w:after="80"/>
+        <w:spacing w:after="128"/>
       </w:pPr>
     </w:p>
     <w:tbl>
@@ -542,8 +542,8 @@
                 <w:bCs/>
                 <w:i w:val="false"/>
                 <w:iCs w:val="false"/>
-                <w:sz w:val="24"/>
-                <w:szCs w:val="24"/>
+                <w:sz w:val="32"/>
+                <w:szCs w:val="32"/>
               </w:rPr>
               <w:t xml:space="preserve">LE ROBOT ASPIRATEUR : PROGRAMMER SANS ORDINATEUR</w:t>
             </w:r>
@@ -553,7 +553,7 @@
     </w:tbl>
     <w:p>
       <w:pPr>
-        <w:spacing w:after="80"/>
+        <w:spacing w:after="128"/>
       </w:pPr>
     </w:p>
     <w:tbl>
@@ -591,17 +591,17 @@
           </w:tcPr>
           <w:p>
             <w:pPr>
-              <w:spacing w:after="30"/>
-            </w:pPr>
-            <w:r>
-              <w:rPr>
-                <w:rFonts w:ascii="Arial" w:cs="Arial" w:eastAsia="Arial" w:hAnsi="Arial"/>
-                <w:b w:val="false"/>
-                <w:bCs w:val="false"/>
-                <w:i w:val="false"/>
-                <w:iCs w:val="false"/>
-                <w:sz w:val="18"/>
-                <w:szCs w:val="18"/>
+              <w:spacing w:after="48"/>
+            </w:pPr>
+            <w:r>
+              <w:rPr>
+                <w:rFonts w:ascii="Arial" w:cs="Arial" w:eastAsia="Arial" w:hAnsi="Arial"/>
+                <w:b w:val="false"/>
+                <w:bCs w:val="false"/>
+                <w:i w:val="false"/>
+                <w:iCs w:val="false"/>
+                <w:sz w:val="26"/>
+                <w:szCs w:val="26"/>
               </w:rPr>
               <w:t xml:space="preserve">Un robot aspirateur ne comprend ni « va là-bas », ni les gestes, ni les cris. Il ne comprend qu'une chose : des instructions EXACTES, exécutées dans l'ordre, bêtement.</w:t>
             </w:r>
@@ -617,8 +617,8 @@
                 <w:bCs/>
                 <w:i/>
                 <w:iCs/>
-                <w:sz w:val="18"/>
-                <w:szCs w:val="18"/>
+                <w:sz w:val="26"/>
+                <w:szCs w:val="26"/>
               </w:rPr>
               <w:t xml:space="preserve">PROBLÉMATIQUE : Comment donner des ordres à une machine qui ne comprend que des instructions précises ?</w:t>
             </w:r>
@@ -628,7 +628,7 @@
     </w:tbl>
     <w:p>
       <w:pPr>
-        <w:spacing w:after="80"/>
+        <w:spacing w:after="128"/>
       </w:pPr>
     </w:p>
     <w:tbl>
@@ -676,8 +676,8 @@
                 <w:bCs/>
                 <w:i w:val="false"/>
                 <w:iCs w:val="false"/>
-                <w:sz w:val="20"/>
-                <w:szCs w:val="20"/>
+                <w:sz w:val="28"/>
+                <w:szCs w:val="28"/>
               </w:rPr>
               <w:t xml:space="preserve">PARTIE 1 — Le vocabulaire du programmeur</w:t>
             </w:r>
@@ -687,7 +687,7 @@
     </w:tbl>
     <w:p>
       <w:pPr>
-        <w:spacing w:after="40"/>
+        <w:spacing w:after="64"/>
       </w:pPr>
     </w:p>
     <w:tbl>
@@ -725,7 +725,7 @@
           </w:tcPr>
           <w:p>
             <w:pPr>
-              <w:spacing w:after="40"/>
+              <w:spacing w:after="64"/>
             </w:pPr>
             <w:r>
               <w:rPr>
@@ -734,61 +734,61 @@
                 <w:bCs/>
                 <w:i w:val="false"/>
                 <w:iCs w:val="false"/>
-                <w:sz w:val="18"/>
-                <w:szCs w:val="18"/>
+                <w:sz w:val="26"/>
+                <w:szCs w:val="26"/>
               </w:rPr>
               <w:t xml:space="preserve">DÉFINITION — INSTRUCTION / SÉQUENCE / BOUCLE — à compléter ensemble</w:t>
             </w:r>
           </w:p>
           <w:p>
             <w:pPr>
-              <w:spacing w:after="50"/>
-            </w:pPr>
-            <w:r>
-              <w:rPr>
-                <w:rFonts w:ascii="Arial" w:cs="Arial" w:eastAsia="Arial" w:hAnsi="Arial"/>
-                <w:b w:val="false"/>
-                <w:bCs w:val="false"/>
-                <w:i w:val="false"/>
-                <w:iCs w:val="false"/>
-                <w:sz w:val="16"/>
-                <w:szCs w:val="16"/>
-              </w:rPr>
-              <w:t xml:space="preserve">................................................................................................................</w:t>
-            </w:r>
-          </w:p>
-          <w:p>
-            <w:pPr>
-              <w:spacing w:after="50"/>
-            </w:pPr>
-            <w:r>
-              <w:rPr>
-                <w:rFonts w:ascii="Arial" w:cs="Arial" w:eastAsia="Arial" w:hAnsi="Arial"/>
-                <w:b w:val="false"/>
-                <w:bCs w:val="false"/>
-                <w:i w:val="false"/>
-                <w:iCs w:val="false"/>
-                <w:sz w:val="16"/>
-                <w:szCs w:val="16"/>
-              </w:rPr>
-              <w:t xml:space="preserve">................................................................................................................</w:t>
-            </w:r>
-          </w:p>
-          <w:p>
-            <w:pPr>
-              <w:spacing w:after="50"/>
-            </w:pPr>
-            <w:r>
-              <w:rPr>
-                <w:rFonts w:ascii="Arial" w:cs="Arial" w:eastAsia="Arial" w:hAnsi="Arial"/>
-                <w:b w:val="false"/>
-                <w:bCs w:val="false"/>
-                <w:i w:val="false"/>
-                <w:iCs w:val="false"/>
-                <w:sz w:val="16"/>
-                <w:szCs w:val="16"/>
-              </w:rPr>
-              <w:t xml:space="preserve">................................................................................................................</w:t>
+              <w:spacing w:after="80"/>
+            </w:pPr>
+            <w:r>
+              <w:rPr>
+                <w:rFonts w:ascii="Arial" w:cs="Arial" w:eastAsia="Arial" w:hAnsi="Arial"/>
+                <w:b w:val="false"/>
+                <w:bCs w:val="false"/>
+                <w:i w:val="false"/>
+                <w:iCs w:val="false"/>
+                <w:sz w:val="24"/>
+                <w:szCs w:val="24"/>
+              </w:rPr>
+              <w:t xml:space="preserve">.........................................................................</w:t>
+            </w:r>
+          </w:p>
+          <w:p>
+            <w:pPr>
+              <w:spacing w:after="80"/>
+            </w:pPr>
+            <w:r>
+              <w:rPr>
+                <w:rFonts w:ascii="Arial" w:cs="Arial" w:eastAsia="Arial" w:hAnsi="Arial"/>
+                <w:b w:val="false"/>
+                <w:bCs w:val="false"/>
+                <w:i w:val="false"/>
+                <w:iCs w:val="false"/>
+                <w:sz w:val="24"/>
+                <w:szCs w:val="24"/>
+              </w:rPr>
+              <w:t xml:space="preserve">.........................................................................</w:t>
+            </w:r>
+          </w:p>
+          <w:p>
+            <w:pPr>
+              <w:spacing w:after="80"/>
+            </w:pPr>
+            <w:r>
+              <w:rPr>
+                <w:rFonts w:ascii="Arial" w:cs="Arial" w:eastAsia="Arial" w:hAnsi="Arial"/>
+                <w:b w:val="false"/>
+                <w:bCs w:val="false"/>
+                <w:i w:val="false"/>
+                <w:iCs w:val="false"/>
+                <w:sz w:val="24"/>
+                <w:szCs w:val="24"/>
+              </w:rPr>
+              <w:t xml:space="preserve">.........................................................................</w:t>
             </w:r>
           </w:p>
         </w:tc>
@@ -796,12 +796,12 @@
     </w:tbl>
     <w:p>
       <w:pPr>
-        <w:spacing w:after="50"/>
+        <w:spacing w:after="80"/>
       </w:pPr>
     </w:p>
     <w:p>
       <w:pPr>
-        <w:spacing w:after="60"/>
+        <w:spacing w:after="96"/>
       </w:pPr>
       <w:r>
         <w:rPr>
@@ -810,8 +810,8 @@
           <w:bCs/>
           <w:i w:val="false"/>
           <w:iCs w:val="false"/>
-          <w:sz w:val="18"/>
-          <w:szCs w:val="18"/>
+          <w:sz w:val="26"/>
+          <w:szCs w:val="26"/>
         </w:rPr>
         <w:t xml:space="preserve">➤ </w:t>
       </w:r>
@@ -822,15 +822,15 @@
           <w:bCs w:val="false"/>
           <w:i w:val="false"/>
           <w:iCs w:val="false"/>
-          <w:sz w:val="18"/>
-          <w:szCs w:val="18"/>
+          <w:sz w:val="26"/>
+          <w:szCs w:val="26"/>
         </w:rPr>
         <w:t xml:space="preserve">Dans l'algorithme suivant, entoure la BOUCLE et souligne une INSTRUCTION :</w:t>
       </w:r>
     </w:p>
     <w:p>
       <w:pPr>
-        <w:spacing w:after="50"/>
+        <w:spacing w:after="80"/>
         <w:jc w:val="center"/>
       </w:pPr>
       <w:r>
@@ -840,8 +840,8 @@
           <w:bCs/>
           <w:i w:val="false"/>
           <w:iCs w:val="false"/>
-          <w:sz w:val="18"/>
-          <w:szCs w:val="18"/>
+          <w:sz w:val="26"/>
+          <w:szCs w:val="26"/>
         </w:rPr>
         <w:t xml:space="preserve">Répéter 4 fois : [ avancer de 2 cases ; tourner à droite ]  puis  s'arrêter.</w:t>
       </w:r>
@@ -891,8 +891,8 @@
                 <w:bCs/>
                 <w:i w:val="false"/>
                 <w:iCs w:val="false"/>
-                <w:sz w:val="20"/>
-                <w:szCs w:val="20"/>
+                <w:sz w:val="28"/>
+                <w:szCs w:val="28"/>
               </w:rPr>
               <w:t xml:space="preserve">PARTIE 2 — J'exécute comme un robot  (grille projetée = ta grille ci-dessous)</w:t>
             </w:r>
@@ -902,12 +902,12 @@
     </w:tbl>
     <w:p>
       <w:pPr>
-        <w:spacing w:after="40"/>
+        <w:spacing w:after="64"/>
       </w:pPr>
     </w:p>
     <w:p>
       <w:pPr>
-        <w:spacing w:after="60"/>
+        <w:spacing w:after="96"/>
       </w:pPr>
       <w:r>
         <w:rPr>
@@ -916,8 +916,8 @@
           <w:bCs/>
           <w:i w:val="false"/>
           <w:iCs w:val="false"/>
-          <w:sz w:val="18"/>
-          <w:szCs w:val="18"/>
+          <w:sz w:val="26"/>
+          <w:szCs w:val="26"/>
         </w:rPr>
         <w:t xml:space="preserve">➤ </w:t>
       </w:r>
@@ -928,8 +928,8 @@
           <w:bCs w:val="false"/>
           <w:i w:val="false"/>
           <w:iCs w:val="false"/>
-          <w:sz w:val="18"/>
-          <w:szCs w:val="18"/>
+          <w:sz w:val="26"/>
+          <w:szCs w:val="26"/>
         </w:rPr>
         <w:t xml:space="preserve">Départ case D (coin bas-gauche), regard vers le HAUT. Exécute : avance 3 · tourne à droite · avance 2 · tourne à droite · avance 1. Dessine le trajet et marque la case d'arrivée d'une ★.</w:t>
       </w:r>
@@ -969,7 +969,7 @@
           </w:tcPr>
           <w:p>
             <w:pPr>
-              <w:spacing w:after="2600"/>
+              <w:spacing w:after="3250"/>
             </w:pPr>
             <w:r>
               <w:rPr>
@@ -978,8 +978,8 @@
                 <w:bCs w:val="false"/>
                 <w:i/>
                 <w:iCs/>
-                <w:sz w:val="14"/>
-                <w:szCs w:val="14"/>
+                <w:sz w:val="22"/>
+                <w:szCs w:val="22"/>
               </w:rPr>
               <w:t xml:space="preserve">Ma grille 6 × 6 (trace le quadrillage à la règle : 6 lignes × 6 colonnes, 1,5 cm par case) :</w:t>
             </w:r>
@@ -989,7 +989,7 @@
     </w:tbl>
     <w:p>
       <w:pPr>
-        <w:spacing w:after="40"/>
+        <w:spacing w:after="64"/>
       </w:pPr>
     </w:p>
     <w:tbl>
@@ -1037,8 +1037,8 @@
                 <w:bCs/>
                 <w:i w:val="false"/>
                 <w:iCs w:val="false"/>
-                <w:sz w:val="20"/>
-                <w:szCs w:val="20"/>
+                <w:sz w:val="28"/>
+                <w:szCs w:val="28"/>
               </w:rPr>
               <w:t xml:space="preserve">PARTIE 3 — J'écris l'algorithme du carré (jeu de l'élève-robot)</w:t>
             </w:r>
@@ -1048,12 +1048,12 @@
     </w:tbl>
     <w:p>
       <w:pPr>
-        <w:spacing w:after="40"/>
+        <w:spacing w:after="64"/>
       </w:pPr>
     </w:p>
     <w:p>
       <w:pPr>
-        <w:spacing w:after="60"/>
+        <w:spacing w:after="96"/>
       </w:pPr>
       <w:r>
         <w:rPr>
@@ -1062,8 +1062,8 @@
           <w:bCs/>
           <w:i w:val="false"/>
           <w:iCs w:val="false"/>
-          <w:sz w:val="18"/>
-          <w:szCs w:val="18"/>
+          <w:sz w:val="26"/>
+          <w:szCs w:val="26"/>
         </w:rPr>
         <w:t xml:space="preserve">➤ </w:t>
       </w:r>
@@ -1074,8 +1074,8 @@
           <w:bCs w:val="false"/>
           <w:i w:val="false"/>
           <w:iCs w:val="false"/>
-          <w:sz w:val="18"/>
-          <w:szCs w:val="18"/>
+          <w:sz w:val="26"/>
+          <w:szCs w:val="26"/>
         </w:rPr>
         <w:t xml:space="preserve">Écris l'algorithme d'un parcours CARRÉ de 3 cases de côté : d'abord SANS boucle, puis AVEC. Ton binôme l'exécute au doigt sur la grille : s'il se perd, corrige !</w:t>
       </w:r>
@@ -1126,8 +1126,8 @@
                 <w:bCs/>
                 <w:i w:val="false"/>
                 <w:iCs w:val="false"/>
-                <w:sz w:val="16"/>
-                <w:szCs w:val="16"/>
+                <w:sz w:val="24"/>
+                <w:szCs w:val="24"/>
               </w:rPr>
               <w:t xml:space="preserve">Version</w:t>
             </w:r>
@@ -1162,8 +1162,8 @@
                 <w:bCs/>
                 <w:i w:val="false"/>
                 <w:iCs w:val="false"/>
-                <w:sz w:val="16"/>
-                <w:szCs w:val="16"/>
+                <w:sz w:val="24"/>
+                <w:szCs w:val="24"/>
               </w:rPr>
               <w:t xml:space="preserve">Mon algorithme</w:t>
             </w:r>
@@ -1199,8 +1199,8 @@
                 <w:bCs w:val="false"/>
                 <w:i w:val="false"/>
                 <w:iCs w:val="false"/>
-                <w:sz w:val="16"/>
-                <w:szCs w:val="16"/>
+                <w:sz w:val="24"/>
+                <w:szCs w:val="24"/>
               </w:rPr>
               <w:t xml:space="preserve">SANS boucle (longue version)</w:t>
             </w:r>
@@ -1234,11 +1234,11 @@
                 <w:bCs w:val="false"/>
                 <w:i w:val="false"/>
                 <w:iCs w:val="false"/>
-                <w:sz w:val="16"/>
-                <w:szCs w:val="16"/>
-              </w:rPr>
-              <w:t xml:space="preserve">1. .................................................  2. .................................................
-3. .................................................  4. ................................................. (…)</w:t>
+                <w:sz w:val="24"/>
+                <w:szCs w:val="24"/>
+              </w:rPr>
+              <w:t xml:space="preserve">1. ...............................  2. ...............................
+3. ...............................  4. ............................... (…)</w:t>
             </w:r>
           </w:p>
         </w:tc>
@@ -1272,8 +1272,8 @@
                 <w:bCs w:val="false"/>
                 <w:i w:val="false"/>
                 <w:iCs w:val="false"/>
-                <w:sz w:val="16"/>
-                <w:szCs w:val="16"/>
+                <w:sz w:val="24"/>
+                <w:szCs w:val="24"/>
               </w:rPr>
               <w:t xml:space="preserve">AVEC boucle (version pro)</w:t>
             </w:r>
@@ -1307,10 +1307,10 @@
                 <w:bCs w:val="false"/>
                 <w:i w:val="false"/>
                 <w:iCs w:val="false"/>
-                <w:sz w:val="16"/>
-                <w:szCs w:val="16"/>
-              </w:rPr>
-              <w:t xml:space="preserve">Répéter ...... fois : [ ......................................................... ; ......................................................... ]</w:t>
+                <w:sz w:val="24"/>
+                <w:szCs w:val="24"/>
+              </w:rPr>
+              <w:t xml:space="preserve">Répéter ...... fois : [ .................................... ; .................................... ]</w:t>
             </w:r>
           </w:p>
         </w:tc>
@@ -1318,7 +1318,7 @@
     </w:tbl>
     <w:p>
       <w:pPr>
-        <w:spacing w:after="40" w:before="50"/>
+        <w:spacing w:after="64" w:before="50"/>
       </w:pPr>
       <w:r>
         <w:rPr>
@@ -1327,10 +1327,10 @@
           <w:bCs w:val="false"/>
           <w:i w:val="false"/>
           <w:iCs w:val="false"/>
-          <w:sz w:val="16"/>
-          <w:szCs w:val="16"/>
+          <w:sz w:val="24"/>
+          <w:szCs w:val="24"/>
         </w:rPr>
-        <w:t xml:space="preserve">3a. Combien de lignes économisées grâce à la boucle ? ............</w:t>
+        <w:t xml:space="preserve">3a. Combien de lignes économisées grâce à la boucle ? ......</w:t>
       </w:r>
     </w:p>
     <w:tbl>
@@ -1369,7 +1369,7 @@
           </w:tcPr>
           <w:p>
             <w:pPr>
-              <w:spacing w:after="60"/>
+              <w:spacing w:after="96"/>
             </w:pPr>
             <w:r>
               <w:rPr>
@@ -1378,61 +1378,61 @@
                 <w:bCs/>
                 <w:i w:val="false"/>
                 <w:iCs w:val="false"/>
-                <w:sz w:val="20"/>
-                <w:szCs w:val="20"/>
+                <w:sz w:val="28"/>
+                <w:szCs w:val="28"/>
               </w:rPr>
               <w:t xml:space="preserve">BILAN — Ce que je retiens</w:t>
             </w:r>
           </w:p>
           <w:p>
             <w:pPr>
-              <w:spacing w:after="60"/>
-            </w:pPr>
-            <w:r>
-              <w:rPr>
-                <w:rFonts w:ascii="Arial" w:cs="Arial" w:eastAsia="Arial" w:hAnsi="Arial"/>
-                <w:b w:val="false"/>
-                <w:bCs w:val="false"/>
-                <w:i w:val="false"/>
-                <w:iCs w:val="false"/>
-                <w:sz w:val="18"/>
-                <w:szCs w:val="18"/>
-              </w:rPr>
-              <w:t xml:space="preserve">Un algorithme est une suite d'...................................... exécutées dans l'ordre.</w:t>
-            </w:r>
-          </w:p>
-          <w:p>
-            <w:pPr>
-              <w:spacing w:after="60"/>
-            </w:pPr>
-            <w:r>
-              <w:rPr>
-                <w:rFonts w:ascii="Arial" w:cs="Arial" w:eastAsia="Arial" w:hAnsi="Arial"/>
-                <w:b w:val="false"/>
-                <w:bCs w:val="false"/>
-                <w:i w:val="false"/>
-                <w:iCs w:val="false"/>
-                <w:sz w:val="18"/>
-                <w:szCs w:val="18"/>
-              </w:rPr>
-              <w:t xml:space="preserve">La ...................................... évite de réécrire plusieurs fois les mêmes instructions.</w:t>
-            </w:r>
-          </w:p>
-          <w:p>
-            <w:pPr>
-              <w:spacing w:after="60"/>
-            </w:pPr>
-            <w:r>
-              <w:rPr>
-                <w:rFonts w:ascii="Arial" w:cs="Arial" w:eastAsia="Arial" w:hAnsi="Arial"/>
-                <w:b w:val="false"/>
-                <w:bCs w:val="false"/>
-                <w:i w:val="false"/>
-                <w:iCs w:val="false"/>
-                <w:sz w:val="18"/>
-                <w:szCs w:val="18"/>
-              </w:rPr>
-              <w:t xml:space="preserve">Le robot fait EXACTEMENT ce qu'on lui dit — surtout quand l'ordre est ...................................... .</w:t>
+              <w:spacing w:after="96"/>
+            </w:pPr>
+            <w:r>
+              <w:rPr>
+                <w:rFonts w:ascii="Arial" w:cs="Arial" w:eastAsia="Arial" w:hAnsi="Arial"/>
+                <w:b w:val="false"/>
+                <w:bCs w:val="false"/>
+                <w:i w:val="false"/>
+                <w:iCs w:val="false"/>
+                <w:sz w:val="26"/>
+                <w:szCs w:val="26"/>
+              </w:rPr>
+              <w:t xml:space="preserve">Un algorithme est une suite d'..................... exécutées dans l'ordre.</w:t>
+            </w:r>
+          </w:p>
+          <w:p>
+            <w:pPr>
+              <w:spacing w:after="96"/>
+            </w:pPr>
+            <w:r>
+              <w:rPr>
+                <w:rFonts w:ascii="Arial" w:cs="Arial" w:eastAsia="Arial" w:hAnsi="Arial"/>
+                <w:b w:val="false"/>
+                <w:bCs w:val="false"/>
+                <w:i w:val="false"/>
+                <w:iCs w:val="false"/>
+                <w:sz w:val="26"/>
+                <w:szCs w:val="26"/>
+              </w:rPr>
+              <w:t xml:space="preserve">La ..................... évite de réécrire plusieurs fois les mêmes instructions.</w:t>
+            </w:r>
+          </w:p>
+          <w:p>
+            <w:pPr>
+              <w:spacing w:after="96"/>
+            </w:pPr>
+            <w:r>
+              <w:rPr>
+                <w:rFonts w:ascii="Arial" w:cs="Arial" w:eastAsia="Arial" w:hAnsi="Arial"/>
+                <w:b w:val="false"/>
+                <w:bCs w:val="false"/>
+                <w:i w:val="false"/>
+                <w:iCs w:val="false"/>
+                <w:sz w:val="26"/>
+                <w:szCs w:val="26"/>
+              </w:rPr>
+              <w:t xml:space="preserve">Le robot fait EXACTEMENT ce qu'on lui dit — surtout quand l'ordre est ..................... .</w:t>
             </w:r>
           </w:p>
         </w:tc>
@@ -1450,8 +1450,8 @@
           <w:bCs w:val="false"/>
           <w:i/>
           <w:iCs/>
-          <w:sz w:val="16"/>
-          <w:szCs w:val="16"/>
+          <w:sz w:val="24"/>
+          <w:szCs w:val="24"/>
         </w:rPr>
         <w:t xml:space="preserve">« L'ordinateur fait exactement ce qu'on lui demande… surtout quand c'est faux. »</w:t>
       </w:r>
@@ -1604,8 +1604,8 @@
     <w:rPrDefault>
       <w:rPr>
         <w:rFonts w:ascii="Arial" w:cs="Arial" w:eastAsia="Arial" w:hAnsi="Arial"/>
-        <w:sz w:val="18"/>
-        <w:szCs w:val="18"/>
+        <w:sz w:val="24"/>
+        <w:szCs w:val="24"/>
       </w:rPr>
     </w:rPrDefault>
     <w:pPrDefault/>

--- a/public/2026/seq06/FICHE_S6-A01_Debranche_5eme.docx
+++ b/public/2026/seq06/FICHE_S6-A01_Debranche_5eme.docx
@@ -279,7 +279,7 @@
     </w:tbl>
     <w:p>
       <w:pPr>
-        <w:spacing w:after="96"/>
+        <w:spacing w:after="81"/>
       </w:pPr>
     </w:p>
     <w:tbl>
@@ -493,7 +493,7 @@
     </w:tbl>
     <w:p>
       <w:pPr>
-        <w:spacing w:after="128"/>
+        <w:spacing w:after="108"/>
       </w:pPr>
     </w:p>
     <w:tbl>
@@ -553,7 +553,7 @@
     </w:tbl>
     <w:p>
       <w:pPr>
-        <w:spacing w:after="128"/>
+        <w:spacing w:after="108"/>
       </w:pPr>
     </w:p>
     <w:tbl>
@@ -591,7 +591,7 @@
           </w:tcPr>
           <w:p>
             <w:pPr>
-              <w:spacing w:after="48"/>
+              <w:spacing w:after="41"/>
             </w:pPr>
             <w:r>
               <w:rPr>
@@ -628,7 +628,7 @@
     </w:tbl>
     <w:p>
       <w:pPr>
-        <w:spacing w:after="128"/>
+        <w:spacing w:after="108"/>
       </w:pPr>
     </w:p>
     <w:tbl>
@@ -687,7 +687,7 @@
     </w:tbl>
     <w:p>
       <w:pPr>
-        <w:spacing w:after="64"/>
+        <w:spacing w:after="54"/>
       </w:pPr>
     </w:p>
     <w:tbl>
@@ -725,7 +725,7 @@
           </w:tcPr>
           <w:p>
             <w:pPr>
-              <w:spacing w:after="64"/>
+              <w:spacing w:after="54"/>
             </w:pPr>
             <w:r>
               <w:rPr>
@@ -742,7 +742,7 @@
           </w:p>
           <w:p>
             <w:pPr>
-              <w:spacing w:after="80"/>
+              <w:spacing w:after="68"/>
             </w:pPr>
             <w:r>
               <w:rPr>
@@ -759,7 +759,7 @@
           </w:p>
           <w:p>
             <w:pPr>
-              <w:spacing w:after="80"/>
+              <w:spacing w:after="68"/>
             </w:pPr>
             <w:r>
               <w:rPr>
@@ -776,7 +776,7 @@
           </w:p>
           <w:p>
             <w:pPr>
-              <w:spacing w:after="80"/>
+              <w:spacing w:after="68"/>
             </w:pPr>
             <w:r>
               <w:rPr>
@@ -796,12 +796,12 @@
     </w:tbl>
     <w:p>
       <w:pPr>
-        <w:spacing w:after="80"/>
+        <w:spacing w:after="68"/>
       </w:pPr>
     </w:p>
     <w:p>
       <w:pPr>
-        <w:spacing w:after="96"/>
+        <w:spacing w:after="81"/>
       </w:pPr>
       <w:r>
         <w:rPr>
@@ -830,7 +830,7 @@
     </w:p>
     <w:p>
       <w:pPr>
-        <w:spacing w:after="80"/>
+        <w:spacing w:after="68"/>
         <w:jc w:val="center"/>
       </w:pPr>
       <w:r>
@@ -902,12 +902,12 @@
     </w:tbl>
     <w:p>
       <w:pPr>
-        <w:spacing w:after="64"/>
+        <w:spacing w:after="54"/>
       </w:pPr>
     </w:p>
     <w:p>
       <w:pPr>
-        <w:spacing w:after="96"/>
+        <w:spacing w:after="81"/>
       </w:pPr>
       <w:r>
         <w:rPr>
@@ -969,7 +969,7 @@
           </w:tcPr>
           <w:p>
             <w:pPr>
-              <w:spacing w:after="3250"/>
+              <w:spacing w:after="60"/>
             </w:pPr>
             <w:r>
               <w:rPr>
@@ -981,7 +981,46 @@
                 <w:sz w:val="22"/>
                 <w:szCs w:val="22"/>
               </w:rPr>
-              <w:t xml:space="preserve">Ma grille 6 × 6 (trace le quadrillage à la règle : 6 lignes × 6 colonnes, 1,5 cm par case) :</w:t>
+              <w:t xml:space="preserve">Ma grille 6 × 6 (1 case = 1,5 cm — D = départ, la flèche = sens du regard) :</w:t>
+            </w:r>
+          </w:p>
+          <w:p>
+            <w:pPr>
+              <w:spacing w:before="60" w:after="80"/>
+              <w:jc w:val="center"/>
+            </w:pPr>
+            <w:r>
+              <w:drawing xmlns:wp="http://schemas.openxmlformats.org/drawingml/2006/wordprocessingDrawing">
+                <wp:inline distT="0" distB="0" distL="0" distR="0">
+                  <wp:extent cx="3600000" cy="3456000"/>
+                  <wp:docPr id="9808" name="schema_schema_grille6x6.png"/>
+                  <a:graphic xmlns:a="http://schemas.openxmlformats.org/drawingml/2006/main">
+                    <a:graphicData uri="http://schemas.openxmlformats.org/drawingml/2006/picture">
+                      <pic:pic xmlns:pic="http://schemas.openxmlformats.org/drawingml/2006/picture">
+                        <pic:nvPicPr>
+                          <pic:cNvPr id="9808" name="schema_schema_grille6x6.png"/>
+                          <pic:cNvPicPr/>
+                        </pic:nvPicPr>
+                        <pic:blipFill>
+                          <a:blip xmlns:r="http://schemas.openxmlformats.org/officeDocument/2006/relationships" r:embed="rId902"/>
+                          <a:stretch>
+                            <a:fillRect/>
+                          </a:stretch>
+                        </pic:blipFill>
+                        <pic:spPr>
+                          <a:xfrm>
+                            <a:off x="0" y="0"/>
+                            <a:ext cx="3600000" cy="3456000"/>
+                          </a:xfrm>
+                          <a:prstGeom prst="rect">
+                            <a:avLst/>
+                          </a:prstGeom>
+                        </pic:spPr>
+                      </pic:pic>
+                    </a:graphicData>
+                  </a:graphic>
+                </wp:inline>
+              </w:drawing>
             </w:r>
           </w:p>
         </w:tc>
@@ -989,7 +1028,7 @@
     </w:tbl>
     <w:p>
       <w:pPr>
-        <w:spacing w:after="64"/>
+        <w:spacing w:after="54"/>
       </w:pPr>
     </w:p>
     <w:tbl>
@@ -1048,12 +1087,12 @@
     </w:tbl>
     <w:p>
       <w:pPr>
-        <w:spacing w:after="64"/>
+        <w:spacing w:after="54"/>
       </w:pPr>
     </w:p>
     <w:p>
       <w:pPr>
-        <w:spacing w:after="96"/>
+        <w:spacing w:after="81"/>
       </w:pPr>
       <w:r>
         <w:rPr>
@@ -1318,7 +1357,7 @@
     </w:tbl>
     <w:p>
       <w:pPr>
-        <w:spacing w:after="64" w:before="50"/>
+        <w:spacing w:after="54" w:before="50"/>
       </w:pPr>
       <w:r>
         <w:rPr>
@@ -1369,7 +1408,7 @@
           </w:tcPr>
           <w:p>
             <w:pPr>
-              <w:spacing w:after="96"/>
+              <w:spacing w:after="81"/>
             </w:pPr>
             <w:r>
               <w:rPr>
@@ -1386,7 +1425,7 @@
           </w:p>
           <w:p>
             <w:pPr>
-              <w:spacing w:after="96"/>
+              <w:spacing w:after="81"/>
             </w:pPr>
             <w:r>
               <w:rPr>
@@ -1403,7 +1442,7 @@
           </w:p>
           <w:p>
             <w:pPr>
-              <w:spacing w:after="96"/>
+              <w:spacing w:after="81"/>
             </w:pPr>
             <w:r>
               <w:rPr>
@@ -1420,7 +1459,7 @@
           </w:p>
           <w:p>
             <w:pPr>
-              <w:spacing w:after="96"/>
+              <w:spacing w:after="81"/>
             </w:pPr>
             <w:r>
               <w:rPr>

--- a/public/2026/seq06/FICHE_S6-A01_Debranche_5eme.docx
+++ b/public/2026/seq06/FICHE_S6-A01_Debranche_5eme.docx
@@ -21,6 +21,9 @@
         <w:gridCol w:w="1200"/>
       </w:tblGrid>
       <w:tr>
+        <w:trPr>
+          <w:cantSplit/>
+        </w:trPr>
         <w:tc>
           <w:tcPr>
             <w:tcW w:type="dxa" w:w="1266"/>
@@ -210,6 +213,32 @@
               <w:t xml:space="preserve">ACTIVITÉ N°01</w:t>
             </w:r>
           </w:p>
+          <w:p>
+            <w:pPr>
+              <w:spacing w:after="0"/>
+            </w:pPr>
+            <w:r>
+              <w:rPr>
+                <w:rFonts w:ascii="Arial" w:cs="Arial" w:eastAsia="Arial" w:hAnsi="Arial"/>
+                <w:sz w:val="14"/>
+                <w:szCs w:val="14"/>
+              </w:rPr>
+              <w:t xml:space="preserve">NOM : ..............................</w:t>
+            </w:r>
+          </w:p>
+          <w:p>
+            <w:pPr>
+              <w:spacing w:after="0"/>
+            </w:pPr>
+            <w:r>
+              <w:rPr>
+                <w:rFonts w:ascii="Arial" w:cs="Arial" w:eastAsia="Arial" w:hAnsi="Arial"/>
+                <w:sz w:val="14"/>
+                <w:szCs w:val="14"/>
+              </w:rPr>
+              <w:t xml:space="preserve">PRÉNOM : .........................</w:t>
+            </w:r>
+          </w:p>
         </w:tc>
         <w:tc>
           <w:tcPr>
@@ -295,223 +324,12 @@
         </w:tblBorders>
       </w:tblPr>
       <w:tblGrid>
-        <w:gridCol w:w="2840"/>
-        <w:gridCol w:w="2840"/>
-        <w:gridCol w:w="1640"/>
-        <w:gridCol w:w="2040"/>
-      </w:tblGrid>
-      <w:tr>
-        <w:tc>
-          <w:tcPr>
-            <w:tcW w:type="dxa" w:w="2840"/>
-            <w:tcBorders>
-              <w:top w:val="single" w:color="000000" w:sz="6"/>
-              <w:left w:val="single" w:color="000000" w:sz="6"/>
-              <w:bottom w:val="single" w:color="000000" w:sz="6"/>
-              <w:right w:val="single" w:color="000000" w:sz="6"/>
-            </w:tcBorders>
-            <w:tcMar>
-              <w:top w:type="dxa" w:w="40"/>
-              <w:left w:type="dxa" w:w="80"/>
-              <w:bottom w:type="dxa" w:w="40"/>
-              <w:right w:type="dxa" w:w="80"/>
-            </w:tcMar>
-            <w:vAlign w:val="center"/>
-          </w:tcPr>
-          <w:p>
-            <w:pPr>
-              <w:spacing w:after="0"/>
-            </w:pPr>
-            <w:r>
-              <w:rPr>
-                <w:rFonts w:ascii="Arial" w:cs="Arial" w:eastAsia="Arial" w:hAnsi="Arial"/>
-                <w:b/>
-                <w:bCs/>
-                <w:i w:val="false"/>
-                <w:iCs w:val="false"/>
-                <w:sz w:val="24"/>
-                <w:szCs w:val="24"/>
-              </w:rPr>
-              <w:t xml:space="preserve">Nom : </w:t>
-            </w:r>
-            <w:r>
-              <w:rPr>
-                <w:rFonts w:ascii="Arial" w:cs="Arial" w:eastAsia="Arial" w:hAnsi="Arial"/>
-                <w:b w:val="false"/>
-                <w:bCs w:val="false"/>
-                <w:i w:val="false"/>
-                <w:iCs w:val="false"/>
-                <w:sz w:val="24"/>
-                <w:szCs w:val="24"/>
-              </w:rPr>
-              <w:t xml:space="preserve">...................</w:t>
-            </w:r>
-          </w:p>
-        </w:tc>
-        <w:tc>
-          <w:tcPr>
-            <w:tcW w:type="dxa" w:w="2840"/>
-            <w:tcBorders>
-              <w:top w:val="single" w:color="000000" w:sz="6"/>
-              <w:left w:val="single" w:color="000000" w:sz="6"/>
-              <w:bottom w:val="single" w:color="000000" w:sz="6"/>
-              <w:right w:val="single" w:color="000000" w:sz="6"/>
-            </w:tcBorders>
-            <w:tcMar>
-              <w:top w:type="dxa" w:w="40"/>
-              <w:left w:type="dxa" w:w="80"/>
-              <w:bottom w:type="dxa" w:w="40"/>
-              <w:right w:type="dxa" w:w="80"/>
-            </w:tcMar>
-            <w:vAlign w:val="center"/>
-          </w:tcPr>
-          <w:p>
-            <w:pPr>
-              <w:spacing w:after="0"/>
-            </w:pPr>
-            <w:r>
-              <w:rPr>
-                <w:rFonts w:ascii="Arial" w:cs="Arial" w:eastAsia="Arial" w:hAnsi="Arial"/>
-                <w:b/>
-                <w:bCs/>
-                <w:i w:val="false"/>
-                <w:iCs w:val="false"/>
-                <w:sz w:val="24"/>
-                <w:szCs w:val="24"/>
-              </w:rPr>
-              <w:t xml:space="preserve">Prénom : </w:t>
-            </w:r>
-            <w:r>
-              <w:rPr>
-                <w:rFonts w:ascii="Arial" w:cs="Arial" w:eastAsia="Arial" w:hAnsi="Arial"/>
-                <w:b w:val="false"/>
-                <w:bCs w:val="false"/>
-                <w:i w:val="false"/>
-                <w:iCs w:val="false"/>
-                <w:sz w:val="24"/>
-                <w:szCs w:val="24"/>
-              </w:rPr>
-              <w:t xml:space="preserve">................</w:t>
-            </w:r>
-          </w:p>
-        </w:tc>
-        <w:tc>
-          <w:tcPr>
-            <w:tcW w:type="dxa" w:w="1640"/>
-            <w:tcBorders>
-              <w:top w:val="single" w:color="000000" w:sz="6"/>
-              <w:left w:val="single" w:color="000000" w:sz="6"/>
-              <w:bottom w:val="single" w:color="000000" w:sz="6"/>
-              <w:right w:val="single" w:color="000000" w:sz="6"/>
-            </w:tcBorders>
-            <w:tcMar>
-              <w:top w:type="dxa" w:w="40"/>
-              <w:left w:type="dxa" w:w="80"/>
-              <w:bottom w:type="dxa" w:w="40"/>
-              <w:right w:type="dxa" w:w="80"/>
-            </w:tcMar>
-            <w:vAlign w:val="center"/>
-          </w:tcPr>
-          <w:p>
-            <w:pPr>
-              <w:spacing w:after="0"/>
-            </w:pPr>
-            <w:r>
-              <w:rPr>
-                <w:rFonts w:ascii="Arial" w:cs="Arial" w:eastAsia="Arial" w:hAnsi="Arial"/>
-                <w:b/>
-                <w:bCs/>
-                <w:i w:val="false"/>
-                <w:iCs w:val="false"/>
-                <w:sz w:val="24"/>
-                <w:szCs w:val="24"/>
-              </w:rPr>
-              <w:t xml:space="preserve">Classe : </w:t>
-            </w:r>
-            <w:r>
-              <w:rPr>
-                <w:rFonts w:ascii="Arial" w:cs="Arial" w:eastAsia="Arial" w:hAnsi="Arial"/>
-                <w:b w:val="false"/>
-                <w:bCs w:val="false"/>
-                <w:i w:val="false"/>
-                <w:iCs w:val="false"/>
-                <w:sz w:val="24"/>
-                <w:szCs w:val="24"/>
-              </w:rPr>
-              <w:t xml:space="preserve">......</w:t>
-            </w:r>
-          </w:p>
-        </w:tc>
-        <w:tc>
-          <w:tcPr>
-            <w:tcW w:type="dxa" w:w="2040"/>
-            <w:tcBorders>
-              <w:top w:val="single" w:color="000000" w:sz="6"/>
-              <w:left w:val="single" w:color="000000" w:sz="6"/>
-              <w:bottom w:val="single" w:color="000000" w:sz="6"/>
-              <w:right w:val="single" w:color="000000" w:sz="6"/>
-            </w:tcBorders>
-            <w:tcMar>
-              <w:top w:type="dxa" w:w="40"/>
-              <w:left w:type="dxa" w:w="80"/>
-              <w:bottom w:type="dxa" w:w="40"/>
-              <w:right w:type="dxa" w:w="80"/>
-            </w:tcMar>
-            <w:vAlign w:val="center"/>
-          </w:tcPr>
-          <w:p>
-            <w:pPr>
-              <w:spacing w:after="0"/>
-            </w:pPr>
-            <w:r>
-              <w:rPr>
-                <w:rFonts w:ascii="Arial" w:cs="Arial" w:eastAsia="Arial" w:hAnsi="Arial"/>
-                <w:b/>
-                <w:bCs/>
-                <w:i w:val="false"/>
-                <w:iCs w:val="false"/>
-                <w:sz w:val="24"/>
-                <w:szCs w:val="24"/>
-              </w:rPr>
-              <w:t xml:space="preserve">Maison : </w:t>
-            </w:r>
-            <w:r>
-              <w:rPr>
-                <w:rFonts w:ascii="Arial" w:cs="Arial" w:eastAsia="Arial" w:hAnsi="Arial"/>
-                <w:b w:val="false"/>
-                <w:bCs w:val="false"/>
-                <w:i w:val="false"/>
-                <w:iCs w:val="false"/>
-                <w:sz w:val="24"/>
-                <w:szCs w:val="24"/>
-              </w:rPr>
-              <w:t xml:space="preserve">......</w:t>
-            </w:r>
-          </w:p>
-        </w:tc>
-      </w:tr>
-    </w:tbl>
-    <w:p>
-      <w:pPr>
-        <w:spacing w:after="108"/>
-      </w:pPr>
-    </w:p>
-    <w:tbl>
-      <w:tblPr>
-        <w:tblW w:type="dxa" w:w="9360"/>
-        <w:tblBorders>
-          <w:top w:val="single" w:color="auto" w:sz="4"/>
-          <w:left w:val="single" w:color="auto" w:sz="4"/>
-          <w:bottom w:val="single" w:color="auto" w:sz="4"/>
-          <w:right w:val="single" w:color="auto" w:sz="4"/>
-          <w:insideH w:val="single" w:color="auto" w:sz="4"/>
-          <w:insideV w:val="single" w:color="auto" w:sz="4"/>
-        </w:tblBorders>
-      </w:tblPr>
-      <w:tblGrid>
         <w:gridCol w:w="9360"/>
       </w:tblGrid>
       <w:tr>
+        <w:trPr>
+          <w:cantSplit/>
+        </w:trPr>
         <w:tc>
           <w:tcPr>
             <w:tcW w:type="dxa" w:w="9360"/>
@@ -532,6 +350,8 @@
           </w:tcPr>
           <w:p>
             <w:pPr>
+              <w:keepNext/>
+              <w:keepLines/>
               <w:spacing w:after="0"/>
               <w:jc w:val="center"/>
             </w:pPr>
@@ -553,6 +373,8 @@
     </w:tbl>
     <w:p>
       <w:pPr>
+        <w:keepNext/>
+        <w:keepLines/>
         <w:spacing w:after="108"/>
       </w:pPr>
     </w:p>
@@ -572,6 +394,9 @@
         <w:gridCol w:w="9360"/>
       </w:tblGrid>
       <w:tr>
+        <w:trPr>
+          <w:cantSplit/>
+        </w:trPr>
         <w:tc>
           <w:tcPr>
             <w:tcW w:type="dxa" w:w="9360"/>
@@ -591,6 +416,8 @@
           </w:tcPr>
           <w:p>
             <w:pPr>
+              <w:keepNext/>
+              <w:keepLines/>
               <w:spacing w:after="41"/>
             </w:pPr>
             <w:r>
@@ -608,6 +435,8 @@
           </w:p>
           <w:p>
             <w:pPr>
+              <w:keepNext/>
+              <w:keepLines/>
               <w:spacing w:after="0"/>
             </w:pPr>
             <w:r>
@@ -628,8 +457,30 @@
     </w:tbl>
     <w:p>
       <w:pPr>
-        <w:spacing w:after="108"/>
-      </w:pPr>
+        <w:keepNext/>
+        <w:keepLines/>
+        <w:pBdr>
+          <w:top w:val="single" w:color="000000" w:sz="6" w:space="4"/>
+          <w:left w:val="single" w:color="000000" w:sz="6" w:space="4"/>
+          <w:bottom w:val="single" w:color="000000" w:sz="6" w:space="4"/>
+          <w:right w:val="single" w:color="000000" w:sz="6" w:space="4"/>
+        </w:pBdr>
+        <w:shd w:val="clear" w:color="auto" w:fill="D9D9D9"/>
+        <w:spacing w:before="150" w:after="130"/>
+        <w:ind w:left="0" w:right="1106"/>
+      </w:pPr>
+      <w:r>
+        <w:rPr>
+          <w:rFonts w:ascii="Arial" w:cs="Arial" w:eastAsia="Arial" w:hAnsi="Arial"/>
+          <w:b/>
+          <w:bCs/>
+          <w:i w:val="false"/>
+          <w:iCs w:val="false"/>
+          <w:sz w:val="28"/>
+          <w:szCs w:val="28"/>
+        </w:rPr>
+        <w:t xml:space="preserve">PARTIE 1 — Le vocabulaire du programmeur</w:t>
+      </w:r>
     </w:p>
     <w:tbl>
       <w:tblPr>
@@ -647,65 +498,9 @@
         <w:gridCol w:w="9360"/>
       </w:tblGrid>
       <w:tr>
-        <w:tc>
-          <w:tcPr>
-            <w:tcW w:type="dxa" w:w="9360"/>
-            <w:tcBorders>
-              <w:top w:val="single" w:color="000000" w:sz="6"/>
-              <w:left w:val="single" w:color="000000" w:sz="6"/>
-              <w:bottom w:val="single" w:color="000000" w:sz="6"/>
-              <w:right w:val="single" w:color="000000" w:sz="6"/>
-            </w:tcBorders>
-            <w:shd w:fill="D9D9D9" w:val="clear"/>
-            <w:tcMar>
-              <w:top w:type="dxa" w:w="40"/>
-              <w:left w:type="dxa" w:w="80"/>
-              <w:bottom w:type="dxa" w:w="40"/>
-              <w:right w:type="dxa" w:w="80"/>
-            </w:tcMar>
-            <w:vAlign w:val="center"/>
-          </w:tcPr>
-          <w:p>
-            <w:pPr>
-              <w:spacing w:after="0"/>
-            </w:pPr>
-            <w:r>
-              <w:rPr>
-                <w:rFonts w:ascii="Arial" w:cs="Arial" w:eastAsia="Arial" w:hAnsi="Arial"/>
-                <w:b/>
-                <w:bCs/>
-                <w:i w:val="false"/>
-                <w:iCs w:val="false"/>
-                <w:sz w:val="28"/>
-                <w:szCs w:val="28"/>
-              </w:rPr>
-              <w:t xml:space="preserve">PARTIE 1 — Le vocabulaire du programmeur</w:t>
-            </w:r>
-          </w:p>
-        </w:tc>
-      </w:tr>
-    </w:tbl>
-    <w:p>
-      <w:pPr>
-        <w:spacing w:after="54"/>
-      </w:pPr>
-    </w:p>
-    <w:tbl>
-      <w:tblPr>
-        <w:tblW w:type="dxa" w:w="9360"/>
-        <w:tblBorders>
-          <w:top w:val="single" w:color="auto" w:sz="4"/>
-          <w:left w:val="single" w:color="auto" w:sz="4"/>
-          <w:bottom w:val="single" w:color="auto" w:sz="4"/>
-          <w:right w:val="single" w:color="auto" w:sz="4"/>
-          <w:insideH w:val="single" w:color="auto" w:sz="4"/>
-          <w:insideV w:val="single" w:color="auto" w:sz="4"/>
-        </w:tblBorders>
-      </w:tblPr>
-      <w:tblGrid>
-        <w:gridCol w:w="9360"/>
-      </w:tblGrid>
-      <w:tr>
+        <w:trPr>
+          <w:cantSplit/>
+        </w:trPr>
         <w:tc>
           <w:tcPr>
             <w:tcW w:type="dxa" w:w="9360"/>
@@ -725,6 +520,8 @@
           </w:tcPr>
           <w:p>
             <w:pPr>
+              <w:keepNext/>
+              <w:keepLines/>
               <w:spacing w:after="54"/>
             </w:pPr>
             <w:r>
@@ -742,6 +539,8 @@
           </w:p>
           <w:p>
             <w:pPr>
+              <w:keepNext/>
+              <w:keepLines/>
               <w:spacing w:after="68"/>
             </w:pPr>
             <w:r>
@@ -759,6 +558,8 @@
           </w:p>
           <w:p>
             <w:pPr>
+              <w:keepNext/>
+              <w:keepLines/>
               <w:spacing w:after="68"/>
             </w:pPr>
             <w:r>
@@ -776,6 +577,8 @@
           </w:p>
           <w:p>
             <w:pPr>
+              <w:keepNext/>
+              <w:keepLines/>
               <w:spacing w:after="68"/>
             </w:pPr>
             <w:r>
@@ -796,11 +599,15 @@
     </w:tbl>
     <w:p>
       <w:pPr>
+        <w:keepNext/>
+        <w:keepLines/>
         <w:spacing w:after="68"/>
       </w:pPr>
     </w:p>
     <w:p>
       <w:pPr>
+        <w:keepNext/>
+        <w:keepLines/>
         <w:spacing w:after="81"/>
       </w:pPr>
       <w:r>
@@ -846,67 +653,37 @@
         <w:t xml:space="preserve">Répéter 4 fois : [ avancer de 2 cases ; tourner à droite ]  puis  s'arrêter.</w:t>
       </w:r>
     </w:p>
-    <w:tbl>
-      <w:tblPr>
-        <w:tblW w:type="dxa" w:w="9360"/>
-        <w:tblBorders>
-          <w:top w:val="single" w:color="auto" w:sz="4"/>
-          <w:left w:val="single" w:color="auto" w:sz="4"/>
-          <w:bottom w:val="single" w:color="auto" w:sz="4"/>
-          <w:right w:val="single" w:color="auto" w:sz="4"/>
-          <w:insideH w:val="single" w:color="auto" w:sz="4"/>
-          <w:insideV w:val="single" w:color="auto" w:sz="4"/>
-        </w:tblBorders>
-      </w:tblPr>
-      <w:tblGrid>
-        <w:gridCol w:w="9360"/>
-      </w:tblGrid>
-      <w:tr>
-        <w:tc>
-          <w:tcPr>
-            <w:tcW w:type="dxa" w:w="9360"/>
-            <w:tcBorders>
-              <w:top w:val="single" w:color="000000" w:sz="6"/>
-              <w:left w:val="single" w:color="000000" w:sz="6"/>
-              <w:bottom w:val="single" w:color="000000" w:sz="6"/>
-              <w:right w:val="single" w:color="000000" w:sz="6"/>
-            </w:tcBorders>
-            <w:shd w:fill="D9D9D9" w:val="clear"/>
-            <w:tcMar>
-              <w:top w:type="dxa" w:w="40"/>
-              <w:left w:type="dxa" w:w="80"/>
-              <w:bottom w:type="dxa" w:w="40"/>
-              <w:right w:type="dxa" w:w="80"/>
-            </w:tcMar>
-            <w:vAlign w:val="center"/>
-          </w:tcPr>
-          <w:p>
-            <w:pPr>
-              <w:spacing w:after="0"/>
-            </w:pPr>
-            <w:r>
-              <w:rPr>
-                <w:rFonts w:ascii="Arial" w:cs="Arial" w:eastAsia="Arial" w:hAnsi="Arial"/>
-                <w:b/>
-                <w:bCs/>
-                <w:i w:val="false"/>
-                <w:iCs w:val="false"/>
-                <w:sz w:val="28"/>
-                <w:szCs w:val="28"/>
-              </w:rPr>
-              <w:t xml:space="preserve">PARTIE 2 — J'exécute comme un robot  (grille projetée = ta grille ci-dessous)</w:t>
-            </w:r>
-          </w:p>
-        </w:tc>
-      </w:tr>
-    </w:tbl>
     <w:p>
       <w:pPr>
-        <w:spacing w:after="54"/>
-      </w:pPr>
+        <w:keepNext/>
+        <w:keepLines/>
+        <w:pBdr>
+          <w:top w:val="single" w:color="000000" w:sz="6" w:space="4"/>
+          <w:left w:val="single" w:color="000000" w:sz="6" w:space="4"/>
+          <w:bottom w:val="single" w:color="000000" w:sz="6" w:space="4"/>
+          <w:right w:val="single" w:color="000000" w:sz="6" w:space="4"/>
+        </w:pBdr>
+        <w:shd w:val="clear" w:color="auto" w:fill="D9D9D9"/>
+        <w:spacing w:before="150" w:after="130"/>
+        <w:ind w:left="0" w:right="1106"/>
+      </w:pPr>
+      <w:r>
+        <w:rPr>
+          <w:rFonts w:ascii="Arial" w:cs="Arial" w:eastAsia="Arial" w:hAnsi="Arial"/>
+          <w:b/>
+          <w:bCs/>
+          <w:i w:val="false"/>
+          <w:iCs w:val="false"/>
+          <w:sz w:val="28"/>
+          <w:szCs w:val="28"/>
+        </w:rPr>
+        <w:t xml:space="preserve">PARTIE 2 — J'exécute comme un robot  (grille projetée = ta grille ci-dessous)</w:t>
+      </w:r>
     </w:p>
     <w:p>
       <w:pPr>
+        <w:keepNext/>
+        <w:keepLines/>
         <w:spacing w:after="81"/>
       </w:pPr>
       <w:r>
@@ -950,6 +727,9 @@
         <w:gridCol w:w="9360"/>
       </w:tblGrid>
       <w:tr>
+        <w:trPr>
+          <w:cantSplit/>
+        </w:trPr>
         <w:tc>
           <w:tcPr>
             <w:tcW w:type="dxa" w:w="9360"/>
@@ -1028,70 +808,35 @@
     </w:tbl>
     <w:p>
       <w:pPr>
-        <w:spacing w:after="54"/>
-      </w:pPr>
-    </w:p>
-    <w:tbl>
-      <w:tblPr>
-        <w:tblW w:type="dxa" w:w="9360"/>
-        <w:tblBorders>
-          <w:top w:val="single" w:color="auto" w:sz="4"/>
-          <w:left w:val="single" w:color="auto" w:sz="4"/>
-          <w:bottom w:val="single" w:color="auto" w:sz="4"/>
-          <w:right w:val="single" w:color="auto" w:sz="4"/>
-          <w:insideH w:val="single" w:color="auto" w:sz="4"/>
-          <w:insideV w:val="single" w:color="auto" w:sz="4"/>
-        </w:tblBorders>
-      </w:tblPr>
-      <w:tblGrid>
-        <w:gridCol w:w="9360"/>
-      </w:tblGrid>
-      <w:tr>
-        <w:tc>
-          <w:tcPr>
-            <w:tcW w:type="dxa" w:w="9360"/>
-            <w:tcBorders>
-              <w:top w:val="single" w:color="000000" w:sz="6"/>
-              <w:left w:val="single" w:color="000000" w:sz="6"/>
-              <w:bottom w:val="single" w:color="000000" w:sz="6"/>
-              <w:right w:val="single" w:color="000000" w:sz="6"/>
-            </w:tcBorders>
-            <w:shd w:fill="D9D9D9" w:val="clear"/>
-            <w:tcMar>
-              <w:top w:type="dxa" w:w="40"/>
-              <w:left w:type="dxa" w:w="80"/>
-              <w:bottom w:type="dxa" w:w="40"/>
-              <w:right w:type="dxa" w:w="80"/>
-            </w:tcMar>
-            <w:vAlign w:val="center"/>
-          </w:tcPr>
-          <w:p>
-            <w:pPr>
-              <w:spacing w:after="0"/>
-            </w:pPr>
-            <w:r>
-              <w:rPr>
-                <w:rFonts w:ascii="Arial" w:cs="Arial" w:eastAsia="Arial" w:hAnsi="Arial"/>
-                <w:b/>
-                <w:bCs/>
-                <w:i w:val="false"/>
-                <w:iCs w:val="false"/>
-                <w:sz w:val="28"/>
-                <w:szCs w:val="28"/>
-              </w:rPr>
-              <w:t xml:space="preserve">PARTIE 3 — J'écris l'algorithme du carré (jeu de l'élève-robot)</w:t>
-            </w:r>
-          </w:p>
-        </w:tc>
-      </w:tr>
-    </w:tbl>
-    <w:p>
-      <w:pPr>
-        <w:spacing w:after="54"/>
-      </w:pPr>
+        <w:keepNext/>
+        <w:keepLines/>
+        <w:pBdr>
+          <w:top w:val="single" w:color="000000" w:sz="6" w:space="4"/>
+          <w:left w:val="single" w:color="000000" w:sz="6" w:space="4"/>
+          <w:bottom w:val="single" w:color="000000" w:sz="6" w:space="4"/>
+          <w:right w:val="single" w:color="000000" w:sz="6" w:space="4"/>
+        </w:pBdr>
+        <w:shd w:val="clear" w:color="auto" w:fill="D9D9D9"/>
+        <w:spacing w:before="150" w:after="130"/>
+        <w:ind w:left="0" w:right="1106"/>
+      </w:pPr>
+      <w:r>
+        <w:rPr>
+          <w:rFonts w:ascii="Arial" w:cs="Arial" w:eastAsia="Arial" w:hAnsi="Arial"/>
+          <w:b/>
+          <w:bCs/>
+          <w:i w:val="false"/>
+          <w:iCs w:val="false"/>
+          <w:sz w:val="28"/>
+          <w:szCs w:val="28"/>
+        </w:rPr>
+        <w:t xml:space="preserve">PARTIE 3 — J'écris l'algorithme du carré (jeu de l'élève-robot)</w:t>
+      </w:r>
     </w:p>
     <w:p>
       <w:pPr>
+        <w:keepNext/>
+        <w:keepLines/>
         <w:spacing w:after="81"/>
       </w:pPr>
       <w:r>
@@ -1136,6 +881,9 @@
         <w:gridCol w:w="6160"/>
       </w:tblGrid>
       <w:tr>
+        <w:trPr>
+          <w:cantSplit/>
+        </w:trPr>
         <w:tc>
           <w:tcPr>
             <w:tcW w:type="dxa" w:w="3200"/>
@@ -1156,6 +904,8 @@
           </w:tcPr>
           <w:p>
             <w:pPr>
+              <w:keepNext/>
+              <w:keepLines/>
               <w:spacing w:after="0"/>
             </w:pPr>
             <w:r>
@@ -1192,6 +942,8 @@
           </w:tcPr>
           <w:p>
             <w:pPr>
+              <w:keepNext/>
+              <w:keepLines/>
               <w:spacing w:after="0"/>
             </w:pPr>
             <w:r>
@@ -1210,6 +962,9 @@
         </w:tc>
       </w:tr>
       <w:tr>
+        <w:trPr>
+          <w:cantSplit/>
+        </w:trPr>
         <w:tc>
           <w:tcPr>
             <w:tcW w:type="dxa" w:w="3200"/>
@@ -1229,6 +984,8 @@
           </w:tcPr>
           <w:p>
             <w:pPr>
+              <w:keepNext/>
+              <w:keepLines/>
               <w:spacing w:after="0"/>
             </w:pPr>
             <w:r>
@@ -1264,6 +1021,8 @@
           </w:tcPr>
           <w:p>
             <w:pPr>
+              <w:keepNext/>
+              <w:keepLines/>
               <w:spacing w:after="0"/>
             </w:pPr>
             <w:r>
@@ -1283,6 +1042,9 @@
         </w:tc>
       </w:tr>
       <w:tr>
+        <w:trPr>
+          <w:cantSplit/>
+        </w:trPr>
         <w:tc>
           <w:tcPr>
             <w:tcW w:type="dxa" w:w="3200"/>
@@ -1388,6 +1150,9 @@
         <w:gridCol w:w="9360"/>
       </w:tblGrid>
       <w:tr>
+        <w:trPr>
+          <w:cantSplit/>
+        </w:trPr>
         <w:tc>
           <w:tcPr>
             <w:tcW w:type="dxa" w:w="9360"/>

--- a/public/2026/seq06/FICHE_S6-A01_Debranche_5eme.docx
+++ b/public/2026/seq06/FICHE_S6-A01_Debranche_5eme.docx
@@ -211,32 +211,6 @@
                 <w:szCs w:val="15"/>
               </w:rPr>
               <w:t xml:space="preserve">ACTIVITÉ N°01</w:t>
-            </w:r>
-          </w:p>
-          <w:p>
-            <w:pPr>
-              <w:spacing w:after="0"/>
-            </w:pPr>
-            <w:r>
-              <w:rPr>
-                <w:rFonts w:ascii="Arial" w:cs="Arial" w:eastAsia="Arial" w:hAnsi="Arial"/>
-                <w:sz w:val="14"/>
-                <w:szCs w:val="14"/>
-              </w:rPr>
-              <w:t xml:space="preserve">NOM : ..............................</w:t>
-            </w:r>
-          </w:p>
-          <w:p>
-            <w:pPr>
-              <w:spacing w:after="0"/>
-            </w:pPr>
-            <w:r>
-              <w:rPr>
-                <w:rFonts w:ascii="Arial" w:cs="Arial" w:eastAsia="Arial" w:hAnsi="Arial"/>
-                <w:sz w:val="14"/>
-                <w:szCs w:val="14"/>
-              </w:rPr>
-              <w:t xml:space="preserve">PRÉNOM : .........................</w:t>
             </w:r>
           </w:p>
         </w:tc>

--- a/public/2026/seq06/FICHE_S6-A01_Debranche_5eme.docx
+++ b/public/2026/seq06/FICHE_S6-A01_Debranche_5eme.docx
@@ -515,7 +515,7 @@
             <w:pPr>
               <w:keepNext/>
               <w:keepLines/>
-              <w:spacing w:after="68"/>
+              <w:spacing w:after="230"/>
             </w:pPr>
             <w:r>
               <w:rPr>
@@ -527,14 +527,14 @@
                 <w:sz w:val="24"/>
                 <w:szCs w:val="24"/>
               </w:rPr>
-              <w:t xml:space="preserve">.........................................................................</w:t>
+              <w:t xml:space="preserve">......................................................................................................................................................</w:t>
             </w:r>
           </w:p>
           <w:p>
             <w:pPr>
               <w:keepNext/>
               <w:keepLines/>
-              <w:spacing w:after="68"/>
+              <w:spacing w:after="230"/>
             </w:pPr>
             <w:r>
               <w:rPr>
@@ -546,14 +546,14 @@
                 <w:sz w:val="24"/>
                 <w:szCs w:val="24"/>
               </w:rPr>
-              <w:t xml:space="preserve">.........................................................................</w:t>
+              <w:t xml:space="preserve">......................................................................................................................................................</w:t>
             </w:r>
           </w:p>
           <w:p>
             <w:pPr>
               <w:keepNext/>
               <w:keepLines/>
-              <w:spacing w:after="68"/>
+              <w:spacing w:after="230"/>
             </w:pPr>
             <w:r>
               <w:rPr>
@@ -565,7 +565,7 @@
                 <w:sz w:val="24"/>
                 <w:szCs w:val="24"/>
               </w:rPr>
-              <w:t xml:space="preserve">.........................................................................</w:t>
+              <w:t xml:space="preserve">......................................................................................................................................................</w:t>
             </w:r>
           </w:p>
         </w:tc>
@@ -1093,7 +1093,7 @@
     </w:tbl>
     <w:p>
       <w:pPr>
-        <w:spacing w:after="54" w:before="50"/>
+        <w:spacing w:after="230" w:before="50"/>
       </w:pPr>
       <w:r>
         <w:rPr>
@@ -1105,7 +1105,7 @@
           <w:sz w:val="24"/>
           <w:szCs w:val="24"/>
         </w:rPr>
-        <w:t xml:space="preserve">3a. Combien de lignes économisées grâce à la boucle ? ......</w:t>
+        <w:t xml:space="preserve">3a. Combien de lignes économisées grâce à la boucle ? ............................................................</w:t>
       </w:r>
     </w:p>
     <w:tbl>

--- a/public/2026/seq06/FICHE_S6-A01_Debranche_5eme.docx
+++ b/public/2026/seq06/FICHE_S6-A01_Debranche_5eme.docx
@@ -348,6 +348,30 @@
     <w:p>
       <w:pPr>
         <w:keepNext/>
+        <w:spacing w:after="128"/>
+      </w:pPr>
+      <w:r>
+        <w:rPr>
+          <w:rFonts w:ascii="Arial" w:cs="Arial" w:eastAsia="Arial" w:hAnsi="Arial"/>
+          <w:sz w:val="24"/>
+          <w:szCs w:val="24"/>
+          <w:b/>
+          <w:bCs/>
+        </w:rPr>
+        <w:t xml:space="preserve">OBJECTIF — </w:t>
+      </w:r>
+      <w:r>
+        <w:rPr>
+          <w:rFonts w:ascii="Arial" w:cs="Arial" w:eastAsia="Arial" w:hAnsi="Arial"/>
+          <w:sz w:val="24"/>
+          <w:szCs w:val="24"/>
+        </w:rPr>
+        <w:t xml:space="preserve">Tu sauras écrire un algorithme en français et le faire exécuter sans erreur.</w:t>
+      </w:r>
+    </w:p>
+    <w:p>
+      <w:pPr>
+        <w:keepNext/>
         <w:keepLines/>
         <w:spacing w:after="108"/>
       </w:pPr>
@@ -527,7 +551,7 @@
                 <w:sz w:val="24"/>
                 <w:szCs w:val="24"/>
               </w:rPr>
-              <w:t xml:space="preserve">......................................................................................................................................................</w:t>
+              <w:t xml:space="preserve">...................................................................................................................................</w:t>
             </w:r>
           </w:p>
           <w:p>
@@ -546,7 +570,7 @@
                 <w:sz w:val="24"/>
                 <w:szCs w:val="24"/>
               </w:rPr>
-              <w:t xml:space="preserve">......................................................................................................................................................</w:t>
+              <w:t xml:space="preserve">...................................................................................................................................</w:t>
             </w:r>
           </w:p>
           <w:p>
@@ -565,7 +589,7 @@
                 <w:sz w:val="24"/>
                 <w:szCs w:val="24"/>
               </w:rPr>
-              <w:t xml:space="preserve">......................................................................................................................................................</w:t>
+              <w:t xml:space="preserve">...................................................................................................................................</w:t>
             </w:r>
           </w:p>
         </w:tc>

--- a/public/2026/seq06/FICHE_S6-A01_Debranche_5eme.docx
+++ b/public/2026/seq06/FICHE_S6-A01_Debranche_5eme.docx
@@ -453,6 +453,52 @@
         </w:tc>
       </w:tr>
     </w:tbl>
+    <w:p>
+      <w:pPr>
+        <w:keepNext/>
+        <w:pBdr>
+          <w:top w:val="single" w:sz="6" w:space="2" w:color="D9D9D9"/>
+          <w:left w:val="single" w:sz="6" w:space="2" w:color="D9D9D9"/>
+          <w:bottom w:val="single" w:sz="6" w:space="2" w:color="D9D9D9"/>
+          <w:right w:val="single" w:sz="6" w:space="2" w:color="D9D9D9"/>
+        </w:pBdr>
+        <w:shd w:val="clear" w:color="auto" w:fill="F2F2F2"/>
+        <w:spacing w:before="80" w:after="120"/>
+        <w:ind w:left="60" w:right="60"/>
+      </w:pPr>
+      <w:r>
+        <w:rPr>
+          <w:rFonts w:ascii="Arial" w:cs="Arial" w:eastAsia="Arial" w:hAnsi="Arial"/>
+          <w:b/>
+          <w:bCs/>
+          <w:sz w:val="24"/>
+          <w:szCs w:val="24"/>
+        </w:rPr>
+        <w:t xml:space="preserve">RESSOURCE 1 — Scratch</w:t>
+      </w:r>
+      <w:r>
+        <w:rPr>
+          <w:rFonts w:ascii="Arial" w:cs="Arial" w:eastAsia="Arial" w:hAnsi="Arial"/>
+          <w:sz w:val="24"/>
+          <w:szCs w:val="24"/>
+        </w:rPr>
+        <w:t xml:space="preserve"> · MIT · rien à installer</w:t>
+      </w:r>
+      <w:r>
+        <w:rPr>
+          <w:rFonts w:ascii="Arial" w:cs="Arial" w:eastAsia="Arial" w:hAnsi="Arial"/>
+        </w:rPr>
+        <w:br/>
+      </w:r>
+      <w:r>
+        <w:rPr>
+          <w:rFonts w:ascii="Arial" w:cs="Arial" w:eastAsia="Arial" w:hAnsi="Arial"/>
+          <w:sz w:val="22"/>
+          <w:szCs w:val="22"/>
+        </w:rPr>
+        <w:t xml:space="preserve">→ scratch.mit.edu</w:t>
+      </w:r>
+    </w:p>
     <w:p>
       <w:pPr>
         <w:keepNext/>
